--- a/learning/DWC2026_Learning_Workbook.docx
+++ b/learning/DWC2026_Learning_Workbook.docx
@@ -3156,7 +3156,7 @@
         <w:t>t4-storytelling</w:t>
       </w:r>
       <w:r>
-        <w:t>. They start from the same complete snapshot, allowing each to run while future improvements remain organized by topic. They are not manufactured evidence that all original work was done solo.</w:t>
+        <w:t>. Each task branch contains its relevant files and necessary dependencies; main contains the integrated project. Do not merge main wholesale into a task branch, because that would bring unrelated files back. They are not manufactured evidence that all original work was done solo.</w:t>
       </w:r>
     </w:p>
     <w:p>
